--- a/docs/exports/system-flows.docx
+++ b/docs/exports/system-flows.docx
@@ -1398,53 +1398,23 @@
       </w:r>
     </w:p>
     <w:p>
-      <w:r>
-        <w:pict>
-          <v:rect style="width:0;height:1.5pt" o:hralign="center" o:hrstd="t" o:hr="t"/>
-        </w:pict>
-      </w:r>
-    </w:p>
-    <w:p>
-      <w:pPr>
-        <w:pStyle w:val="Heading2"/>
-      </w:pPr>
-      <w:bookmarkStart w:id="24" w:name="_66ab7c30f8b82253fdbfc692a5242d93b946358"/>
-      <w:r>
-        <w:t xml:space="preserve">4. A visitor becomes a lead</w:t>
+      <w:pPr>
+        <w:pStyle w:val="Heading3"/>
+      </w:pPr>
+      <w:bookmarkStart w:id="24" w:name="_80a281a8c19999dd6c071587cfd5c4051a68eab"/>
+      <w:r>
+        <w:t xml:space="preserve">Customer email confirmation, password reset and Google</w:t>
       </w:r>
       <w:bookmarkEnd w:id="24"/>
     </w:p>
     <w:p>
       <w:pPr>
         <w:pStyle w:val="FirstParagraph"/>
-      </w:pPr>
-      <w:r>
-        <w:t xml:space="preserve">Leads come from the contact page, showing requests, the concierge hand-off and Dual-Move</w:t>
-      </w:r>
-      <w:r>
-        <w:t xml:space="preserve"> </w:t>
-      </w:r>
-      <w:r>
-        <w:t xml:space="preserve">“send</w:t>
-      </w:r>
-      <w:r>
-        <w:t xml:space="preserve"> </w:t>
-      </w:r>
-      <w:r>
-        <w:t xml:space="preserve">to an agent”</w:t>
-      </w:r>
-      <w:r>
-        <w:t xml:space="preserve">.</w:t>
-      </w:r>
-    </w:p>
-    <w:p>
-      <w:pPr>
-        <w:pStyle w:val="BodyText"/>
       </w:pPr>
       <w:r>
         <w:drawing>
           <wp:inline>
-            <wp:extent cx="5334000" cy="2749314"/>
+            <wp:extent cx="5334000" cy="5515092"/>
             <wp:effectExtent b="0" l="0" r="0" t="0"/>
             <wp:docPr descr="" title="" id="26" name="Picture"/>
             <a:graphic>
@@ -1458,6 +1428,93 @@
                   </pic:nvPicPr>
                   <pic:blipFill>
                     <a:blip r:embed="rId25"/>
+                    <a:stretch>
+                      <a:fillRect/>
+                    </a:stretch>
+                  </pic:blipFill>
+                  <pic:spPr bwMode="auto">
+                    <a:xfrm>
+                      <a:off x="0" y="0"/>
+                      <a:ext cx="5334000" cy="5515092"/>
+                    </a:xfrm>
+                    <a:prstGeom prst="rect">
+                      <a:avLst/>
+                    </a:prstGeom>
+                    <a:noFill/>
+                    <a:ln w="9525">
+                      <a:noFill/>
+                      <a:headEnd/>
+                      <a:tailEnd/>
+                    </a:ln>
+                  </pic:spPr>
+                </pic:pic>
+              </a:graphicData>
+            </a:graphic>
+          </wp:inline>
+        </w:drawing>
+      </w:r>
+    </w:p>
+    <w:p>
+      <w:r>
+        <w:pict>
+          <v:rect style="width:0;height:1.5pt" o:hralign="center" o:hrstd="t" o:hr="t"/>
+        </w:pict>
+      </w:r>
+    </w:p>
+    <w:p>
+      <w:pPr>
+        <w:pStyle w:val="Heading2"/>
+      </w:pPr>
+      <w:bookmarkStart w:id="28" w:name="_66ab7c30f8b82253fdbfc692a5242d93b946358"/>
+      <w:r>
+        <w:t xml:space="preserve">4. A visitor becomes a lead</w:t>
+      </w:r>
+      <w:bookmarkEnd w:id="28"/>
+    </w:p>
+    <w:p>
+      <w:pPr>
+        <w:pStyle w:val="FirstParagraph"/>
+      </w:pPr>
+      <w:r>
+        <w:t xml:space="preserve">Leads come from the contact page, showing requests, the AI assistant hand-off and Dual-Move</w:t>
+      </w:r>
+      <w:r>
+        <w:t xml:space="preserve"> </w:t>
+      </w:r>
+      <w:r>
+        <w:t xml:space="preserve">“send</w:t>
+      </w:r>
+      <w:r>
+        <w:t xml:space="preserve"> </w:t>
+      </w:r>
+      <w:r>
+        <w:t xml:space="preserve">to an agent”</w:t>
+      </w:r>
+      <w:r>
+        <w:t xml:space="preserve">.</w:t>
+      </w:r>
+    </w:p>
+    <w:p>
+      <w:pPr>
+        <w:pStyle w:val="BodyText"/>
+      </w:pPr>
+      <w:r>
+        <w:drawing>
+          <wp:inline>
+            <wp:extent cx="5334000" cy="2749314"/>
+            <wp:effectExtent b="0" l="0" r="0" t="0"/>
+            <wp:docPr descr="" title="" id="30" name="Picture"/>
+            <a:graphic>
+              <a:graphicData uri="http://schemas.openxmlformats.org/drawingml/2006/picture">
+                <pic:pic>
+                  <pic:nvPicPr>
+                    <pic:cNvPr descr="diagrams/system-flows-05.png" id="31" name="Picture"/>
+                    <pic:cNvPicPr>
+                      <a:picLocks noChangeArrowheads="1" noChangeAspect="1"/>
+                    </pic:cNvPicPr>
+                  </pic:nvPicPr>
+                  <pic:blipFill>
+                    <a:blip r:embed="rId29"/>
                     <a:stretch>
                       <a:fillRect/>
                     </a:stretch>
@@ -1509,11 +1566,11 @@
       <w:pPr>
         <w:pStyle w:val="Heading2"/>
       </w:pPr>
-      <w:bookmarkStart w:id="28" w:name="_958aa6ed9a601ae9278c76e3443c6901ca8fb2e"/>
-      <w:r>
-        <w:t xml:space="preserve">5. The concierge (chatbot)</w:t>
-      </w:r>
-      <w:bookmarkEnd w:id="28"/>
+      <w:bookmarkStart w:id="32" w:name="_836c697bcd9ddf13a48034f2f81510b480471ab"/>
+      <w:r>
+        <w:t xml:space="preserve">5. The AI assistant (chatbot)</w:t>
+      </w:r>
+      <w:bookmarkEnd w:id="32"/>
     </w:p>
     <w:p>
       <w:pPr>
@@ -1524,18 +1581,18 @@
           <wp:inline>
             <wp:extent cx="5334000" cy="14158148"/>
             <wp:effectExtent b="0" l="0" r="0" t="0"/>
-            <wp:docPr descr="" title="" id="30" name="Picture"/>
+            <wp:docPr descr="" title="" id="34" name="Picture"/>
             <a:graphic>
               <a:graphicData uri="http://schemas.openxmlformats.org/drawingml/2006/picture">
                 <pic:pic>
                   <pic:nvPicPr>
-                    <pic:cNvPr descr="diagrams/system-flows-05.png" id="31" name="Picture"/>
+                    <pic:cNvPr descr="diagrams/system-flows-06.png" id="35" name="Picture"/>
                     <pic:cNvPicPr>
                       <a:picLocks noChangeArrowheads="1" noChangeAspect="1"/>
                     </pic:cNvPicPr>
                   </pic:nvPicPr>
                   <pic:blipFill>
-                    <a:blip r:embed="rId29"/>
+                    <a:blip r:embed="rId33"/>
                     <a:stretch>
                       <a:fillRect/>
                     </a:stretch>
@@ -1567,7 +1624,7 @@
         <w:pStyle w:val="BodyText"/>
       </w:pPr>
       <w:r>
-        <w:t xml:space="preserve">The concierge only mentions homes the database returned. AI is optional, runs on your own server</w:t>
+        <w:t xml:space="preserve">The AI assistant only mentions homes the database returned. AI is optional, runs on your own server</w:t>
       </w:r>
       <w:r>
         <w:t xml:space="preserve"> </w:t>
@@ -1587,11 +1644,11 @@
       <w:pPr>
         <w:pStyle w:val="Heading2"/>
       </w:pPr>
-      <w:bookmarkStart w:id="32" w:name="_85264edee45f058f757df18b328bbdd4e7d19d4"/>
+      <w:bookmarkStart w:id="36" w:name="_85264edee45f058f757df18b328bbdd4e7d19d4"/>
       <w:r>
         <w:t xml:space="preserve">6. Listing and photo upload (portal or team app)</w:t>
       </w:r>
-      <w:bookmarkEnd w:id="32"/>
+      <w:bookmarkEnd w:id="36"/>
     </w:p>
     <w:p>
       <w:pPr>
@@ -1602,18 +1659,18 @@
           <wp:inline>
             <wp:extent cx="5334000" cy="1909703"/>
             <wp:effectExtent b="0" l="0" r="0" t="0"/>
-            <wp:docPr descr="" title="" id="34" name="Picture"/>
+            <wp:docPr descr="" title="" id="38" name="Picture"/>
             <a:graphic>
               <a:graphicData uri="http://schemas.openxmlformats.org/drawingml/2006/picture">
                 <pic:pic>
                   <pic:nvPicPr>
-                    <pic:cNvPr descr="diagrams/system-flows-06.png" id="35" name="Picture"/>
+                    <pic:cNvPr descr="diagrams/system-flows-07.png" id="39" name="Picture"/>
                     <pic:cNvPicPr>
                       <a:picLocks noChangeArrowheads="1" noChangeAspect="1"/>
                     </pic:cNvPicPr>
                   </pic:nvPicPr>
                   <pic:blipFill>
-                    <a:blip r:embed="rId33"/>
+                    <a:blip r:embed="rId37"/>
                     <a:stretch>
                       <a:fillRect/>
                     </a:stretch>
@@ -1659,11 +1716,11 @@
       <w:pPr>
         <w:pStyle w:val="Heading2"/>
       </w:pPr>
-      <w:bookmarkStart w:id="36" w:name="_e56a05d5a0227d2506e05a6b28f730d4f70c363"/>
+      <w:bookmarkStart w:id="40" w:name="_e56a05d5a0227d2506e05a6b28f730d4f70c363"/>
       <w:r>
         <w:t xml:space="preserve">7. A deal from contract to closing</w:t>
       </w:r>
-      <w:bookmarkEnd w:id="36"/>
+      <w:bookmarkEnd w:id="40"/>
     </w:p>
     <w:p>
       <w:pPr>
@@ -1674,18 +1731,18 @@
           <wp:inline>
             <wp:extent cx="5334000" cy="12380148"/>
             <wp:effectExtent b="0" l="0" r="0" t="0"/>
-            <wp:docPr descr="" title="" id="38" name="Picture"/>
+            <wp:docPr descr="" title="" id="42" name="Picture"/>
             <a:graphic>
               <a:graphicData uri="http://schemas.openxmlformats.org/drawingml/2006/picture">
                 <pic:pic>
                   <pic:nvPicPr>
-                    <pic:cNvPr descr="diagrams/system-flows-07.png" id="39" name="Picture"/>
+                    <pic:cNvPr descr="diagrams/system-flows-08.png" id="43" name="Picture"/>
                     <pic:cNvPicPr>
                       <a:picLocks noChangeArrowheads="1" noChangeAspect="1"/>
                     </pic:cNvPicPr>
                   </pic:nvPicPr>
                   <pic:blipFill>
-                    <a:blip r:embed="rId37"/>
+                    <a:blip r:embed="rId41"/>
                     <a:stretch>
                       <a:fillRect/>
                     </a:stretch>
@@ -1987,11 +2044,11 @@
       <w:pPr>
         <w:pStyle w:val="Heading2"/>
       </w:pPr>
-      <w:bookmarkStart w:id="40" w:name="_424d79e44fe1c3bfe0689fa4bebd93d2eacb494"/>
+      <w:bookmarkStart w:id="44" w:name="_424d79e44fe1c3bfe0689fa4bebd93d2eacb494"/>
       <w:r>
         <w:t xml:space="preserve">8. Showing requests</w:t>
       </w:r>
-      <w:bookmarkEnd w:id="40"/>
+      <w:bookmarkEnd w:id="44"/>
     </w:p>
     <w:p>
       <w:pPr>
@@ -2088,11 +2145,11 @@
       <w:pPr>
         <w:pStyle w:val="Heading2"/>
       </w:pPr>
-      <w:bookmarkStart w:id="41" w:name="_e20c5a13b204c5ad4fce602dd1929443e293996"/>
+      <w:bookmarkStart w:id="45" w:name="_e20c5a13b204c5ad4fce602dd1929443e293996"/>
       <w:r>
         <w:t xml:space="preserve">9. Website analytics (first-party, consent-based)</w:t>
       </w:r>
-      <w:bookmarkEnd w:id="41"/>
+      <w:bookmarkEnd w:id="45"/>
     </w:p>
     <w:p>
       <w:pPr>
@@ -2103,18 +2160,18 @@
           <wp:inline>
             <wp:extent cx="5334000" cy="1037166"/>
             <wp:effectExtent b="0" l="0" r="0" t="0"/>
-            <wp:docPr descr="" title="" id="43" name="Picture"/>
+            <wp:docPr descr="" title="" id="47" name="Picture"/>
             <a:graphic>
               <a:graphicData uri="http://schemas.openxmlformats.org/drawingml/2006/picture">
                 <pic:pic>
                   <pic:nvPicPr>
-                    <pic:cNvPr descr="diagrams/system-flows-08.png" id="44" name="Picture"/>
+                    <pic:cNvPr descr="diagrams/system-flows-09.png" id="48" name="Picture"/>
                     <pic:cNvPicPr>
                       <a:picLocks noChangeArrowheads="1" noChangeAspect="1"/>
                     </pic:cNvPicPr>
                   </pic:nvPicPr>
                   <pic:blipFill>
-                    <a:blip r:embed="rId42"/>
+                    <a:blip r:embed="rId46"/>
                     <a:stretch>
                       <a:fillRect/>
                     </a:stretch>
@@ -2294,11 +2351,11 @@
       <w:pPr>
         <w:pStyle w:val="Heading2"/>
       </w:pPr>
-      <w:bookmarkStart w:id="45" w:name="_27cf510346d7c1e23a564be7e26f2e25d5760d2"/>
+      <w:bookmarkStart w:id="49" w:name="_27cf510346d7c1e23a564be7e26f2e25d5760d2"/>
       <w:r>
         <w:t xml:space="preserve">10. Market and government data</w:t>
       </w:r>
-      <w:bookmarkEnd w:id="45"/>
+      <w:bookmarkEnd w:id="49"/>
     </w:p>
     <w:p>
       <w:pPr>
@@ -2309,18 +2366,18 @@
           <wp:inline>
             <wp:extent cx="5334000" cy="3276129"/>
             <wp:effectExtent b="0" l="0" r="0" t="0"/>
-            <wp:docPr descr="" title="" id="47" name="Picture"/>
+            <wp:docPr descr="" title="" id="51" name="Picture"/>
             <a:graphic>
               <a:graphicData uri="http://schemas.openxmlformats.org/drawingml/2006/picture">
                 <pic:pic>
                   <pic:nvPicPr>
-                    <pic:cNvPr descr="diagrams/system-flows-09.png" id="48" name="Picture"/>
+                    <pic:cNvPr descr="diagrams/system-flows-10.png" id="52" name="Picture"/>
                     <pic:cNvPicPr>
                       <a:picLocks noChangeArrowheads="1" noChangeAspect="1"/>
                     </pic:cNvPicPr>
                   </pic:nvPicPr>
                   <pic:blipFill>
-                    <a:blip r:embed="rId46"/>
+                    <a:blip r:embed="rId50"/>
                     <a:stretch>
                       <a:fillRect/>
                     </a:stretch>
@@ -2424,11 +2481,11 @@
       <w:pPr>
         <w:pStyle w:val="Heading2"/>
       </w:pPr>
-      <w:bookmarkStart w:id="49" w:name="_6d076b693a92ae13c980c7381139fcb0a89ba13"/>
+      <w:bookmarkStart w:id="53" w:name="_6d076b693a92ae13c980c7381139fcb0a89ba13"/>
       <w:r>
         <w:t xml:space="preserve">11. Events, queue and webhooks</w:t>
       </w:r>
-      <w:bookmarkEnd w:id="49"/>
+      <w:bookmarkEnd w:id="53"/>
     </w:p>
     <w:p>
       <w:pPr>
@@ -2439,18 +2496,18 @@
           <wp:inline>
             <wp:extent cx="5334000" cy="2518833"/>
             <wp:effectExtent b="0" l="0" r="0" t="0"/>
-            <wp:docPr descr="" title="" id="51" name="Picture"/>
+            <wp:docPr descr="" title="" id="55" name="Picture"/>
             <a:graphic>
               <a:graphicData uri="http://schemas.openxmlformats.org/drawingml/2006/picture">
                 <pic:pic>
                   <pic:nvPicPr>
-                    <pic:cNvPr descr="diagrams/system-flows-10.png" id="52" name="Picture"/>
+                    <pic:cNvPr descr="diagrams/system-flows-11.png" id="56" name="Picture"/>
                     <pic:cNvPicPr>
                       <a:picLocks noChangeArrowheads="1" noChangeAspect="1"/>
                     </pic:cNvPicPr>
                   </pic:nvPicPr>
                   <pic:blipFill>
-                    <a:blip r:embed="rId50"/>
+                    <a:blip r:embed="rId54"/>
                     <a:stretch>
                       <a:fillRect/>
                     </a:stretch>
@@ -2699,11 +2756,11 @@
       <w:pPr>
         <w:pStyle w:val="Heading2"/>
       </w:pPr>
-      <w:bookmarkStart w:id="53" w:name="_a92fdf4302769b36f2b925e441778f40493ecff"/>
+      <w:bookmarkStart w:id="57" w:name="_a92fdf4302769b36f2b925e441778f40493ecff"/>
       <w:r>
         <w:t xml:space="preserve">12. Live updates</w:t>
       </w:r>
-      <w:bookmarkEnd w:id="53"/>
+      <w:bookmarkEnd w:id="57"/>
     </w:p>
     <w:p>
       <w:pPr>
@@ -2812,11 +2869,11 @@
       <w:pPr>
         <w:pStyle w:val="Heading2"/>
       </w:pPr>
-      <w:bookmarkStart w:id="54" w:name="_9493513cdbdc3f7410e9a91e30e88cd2aae0b9b"/>
+      <w:bookmarkStart w:id="58" w:name="_9493513cdbdc3f7410e9a91e30e88cd2aae0b9b"/>
       <w:r>
         <w:t xml:space="preserve">13. Maintenance requests and contractors</w:t>
       </w:r>
-      <w:bookmarkEnd w:id="54"/>
+      <w:bookmarkEnd w:id="58"/>
     </w:p>
     <w:p>
       <w:pPr>
@@ -2827,18 +2884,18 @@
           <wp:inline>
             <wp:extent cx="5334000" cy="2288351"/>
             <wp:effectExtent b="0" l="0" r="0" t="0"/>
-            <wp:docPr descr="" title="" id="56" name="Picture"/>
+            <wp:docPr descr="" title="" id="60" name="Picture"/>
             <a:graphic>
               <a:graphicData uri="http://schemas.openxmlformats.org/drawingml/2006/picture">
                 <pic:pic>
                   <pic:nvPicPr>
-                    <pic:cNvPr descr="diagrams/system-flows-11.png" id="57" name="Picture"/>
+                    <pic:cNvPr descr="diagrams/system-flows-12.png" id="61" name="Picture"/>
                     <pic:cNvPicPr>
                       <a:picLocks noChangeArrowheads="1" noChangeAspect="1"/>
                     </pic:cNvPicPr>
                   </pic:nvPicPr>
                   <pic:blipFill>
-                    <a:blip r:embed="rId55"/>
+                    <a:blip r:embed="rId59"/>
                     <a:stretch>
                       <a:fillRect/>
                     </a:stretch>
@@ -2884,11 +2941,11 @@
       <w:pPr>
         <w:pStyle w:val="Heading2"/>
       </w:pPr>
-      <w:bookmarkStart w:id="58" w:name="_9a17e3e379bc94bbe7495065e32ae91b7696a88"/>
+      <w:bookmarkStart w:id="62" w:name="_9a17e3e379bc94bbe7495065e32ae91b7696a88"/>
       <w:r>
         <w:t xml:space="preserve">14. Customer privacy controls</w:t>
       </w:r>
-      <w:bookmarkEnd w:id="58"/>
+      <w:bookmarkEnd w:id="62"/>
     </w:p>
     <w:tbl>
       <w:tblPr>
@@ -3110,11 +3167,11 @@
       <w:pPr>
         <w:pStyle w:val="Heading2"/>
       </w:pPr>
-      <w:bookmarkStart w:id="59" w:name="_92ede36472c2881d01377a1778c1f6a99ffccd2"/>
+      <w:bookmarkStart w:id="63" w:name="_92ede36472c2881d01377a1778c1f6a99ffccd2"/>
       <w:r>
         <w:t xml:space="preserve">15. When things fail</w:t>
       </w:r>
-      <w:bookmarkEnd w:id="59"/>
+      <w:bookmarkEnd w:id="63"/>
     </w:p>
     <w:tbl>
       <w:tblPr>
